--- a/cartas_solicitud/Carta_Solicitud_ELE0300745_GENERACION_TERMICA.docx
+++ b/cartas_solicitud/Carta_Solicitud_ELE0300745_GENERACION_TERMICA.docx
@@ -11,7 +11,7 @@
           <w:color w:val="646464"/>
           <w:sz w:val="20"/>
         </w:rPr>
-        <w:t>Neiva, Huila, 24 de octubre de 2026</w:t>
+        <w:t>Neiva, Huila, 25 de octubre de 2026</w:t>
         <w:br/>
       </w:r>
     </w:p>
@@ -88,7 +88,7 @@
         <w:br/>
         <w:t>• Semestre del Plan de Estudios: Semestre 9°</w:t>
         <w:br/>
-        <w:t>• Total de Estudiantes Solicitantes Preinscritos: 12 estudiantes</w:t>
+        <w:t>• Total de Estudiantes Solicitantes Preinscritos: 13 estudiantes</w:t>
       </w:r>
     </w:p>
     <w:p>
@@ -97,7 +97,7 @@
         <w:jc w:val="both"/>
       </w:pPr>
       <w:r>
-        <w:t>Manifestamos nuestro compromiso formal de matrícula y cumplimiento con los requerimientos académicos y arancelarios correspondientes al curso vacacional. Dado que contamos con un grupo sólido de 12 estudiantes interesados (superando el cupo mínimo requerido de 10 estudiantes), solicitamos su valiosa gestión ante la Coordinación Académica y la Dirección de Programa para su respectiva aprobación, asignación docente y programación de horarios.</w:t>
+        <w:t>Manifestamos nuestro compromiso formal de matrícula y cumplimiento con los requerimientos académicos y arancelarios correspondientes al curso vacacional. Dado que contamos con un grupo sólido de 13 estudiantes interesados (superando el cupo mínimo requerido de 10 estudiantes), solicitamos su valiosa gestión ante la Coordinación Académica y la Dirección de Programa para su respectiva aprobación, asignación docente y programación de horarios.</w:t>
       </w:r>
     </w:p>
     <w:p>
@@ -695,7 +695,7 @@
                 <w:b/>
                 <w:sz w:val="17"/>
               </w:rPr>
-              <w:t>Hector Enrique Marrugo Monterrosa</w:t>
+              <w:t>Danny Cruz</w:t>
             </w:r>
           </w:p>
         </w:tc>
@@ -718,7 +718,7 @@
               <w:rPr>
                 <w:sz w:val="17"/>
               </w:rPr>
-              <w:t>0</w:t>
+              <w:t>ELEC1234</w:t>
             </w:r>
           </w:p>
         </w:tc>
@@ -741,7 +741,7 @@
               <w:rPr>
                 <w:sz w:val="17"/>
               </w:rPr>
-              <w:t>3013844718</w:t>
+              <w:t>3225295378</w:t>
             </w:r>
           </w:p>
         </w:tc>
@@ -761,11 +761,38 @@
               <w:jc w:val="center"/>
             </w:pPr>
             <w:r>
-              <w:rPr>
-                <w:color w:val="A0A0A0"/>
-                <w:sz w:val="15"/>
-              </w:rPr>
-              <w:t>____________________</w:t>
+              <w:drawing>
+                <wp:inline xmlns:a="http://schemas.openxmlformats.org/drawingml/2006/main" xmlns:pic="http://schemas.openxmlformats.org/drawingml/2006/picture">
+                  <wp:extent cx="731520" cy="292608"/>
+                  <wp:docPr id="3" name="Picture 3"/>
+                  <wp:cNvGraphicFramePr>
+                    <a:graphicFrameLocks noChangeAspect="1"/>
+                  </wp:cNvGraphicFramePr>
+                  <a:graphic>
+                    <a:graphicData uri="http://schemas.openxmlformats.org/drawingml/2006/picture">
+                      <pic:pic>
+                        <pic:nvPicPr>
+                          <pic:cNvPr id="0" name="image.png"/>
+                          <pic:cNvPicPr/>
+                        </pic:nvPicPr>
+                        <pic:blipFill>
+                          <a:blip r:embed="rId11"/>
+                          <a:stretch>
+                            <a:fillRect/>
+                          </a:stretch>
+                        </pic:blipFill>
+                        <pic:spPr>
+                          <a:xfrm>
+                            <a:off x="0" y="0"/>
+                            <a:ext cx="731520" cy="292608"/>
+                          </a:xfrm>
+                          <a:prstGeom prst="rect"/>
+                        </pic:spPr>
+                      </pic:pic>
+                    </a:graphicData>
+                  </a:graphic>
+                </wp:inline>
+              </w:drawing>
             </w:r>
           </w:p>
         </w:tc>
@@ -811,7 +838,7 @@
                 <w:b/>
                 <w:sz w:val="17"/>
               </w:rPr>
-              <w:t>Danny Cruz</w:t>
+              <w:t>Karen viviana Gaona vargas</w:t>
             </w:r>
           </w:p>
         </w:tc>
@@ -834,7 +861,7 @@
               <w:rPr>
                 <w:sz w:val="17"/>
               </w:rPr>
-              <w:t>ELEC1234</w:t>
+              <w:t>1077866338</w:t>
             </w:r>
           </w:p>
         </w:tc>
@@ -857,7 +884,7 @@
               <w:rPr>
                 <w:sz w:val="17"/>
               </w:rPr>
-              <w:t>3225295378</w:t>
+              <w:t>3202555302</w:t>
             </w:r>
           </w:p>
         </w:tc>
@@ -877,38 +904,11 @@
               <w:jc w:val="center"/>
             </w:pPr>
             <w:r>
-              <w:drawing>
-                <wp:inline xmlns:a="http://schemas.openxmlformats.org/drawingml/2006/main" xmlns:pic="http://schemas.openxmlformats.org/drawingml/2006/picture">
-                  <wp:extent cx="731520" cy="292608"/>
-                  <wp:docPr id="3" name="Picture 3"/>
-                  <wp:cNvGraphicFramePr>
-                    <a:graphicFrameLocks noChangeAspect="1"/>
-                  </wp:cNvGraphicFramePr>
-                  <a:graphic>
-                    <a:graphicData uri="http://schemas.openxmlformats.org/drawingml/2006/picture">
-                      <pic:pic>
-                        <pic:nvPicPr>
-                          <pic:cNvPr id="0" name="image.png"/>
-                          <pic:cNvPicPr/>
-                        </pic:nvPicPr>
-                        <pic:blipFill>
-                          <a:blip r:embed="rId11"/>
-                          <a:stretch>
-                            <a:fillRect/>
-                          </a:stretch>
-                        </pic:blipFill>
-                        <pic:spPr>
-                          <a:xfrm>
-                            <a:off x="0" y="0"/>
-                            <a:ext cx="731520" cy="292608"/>
-                          </a:xfrm>
-                          <a:prstGeom prst="rect"/>
-                        </pic:spPr>
-                      </pic:pic>
-                    </a:graphicData>
-                  </a:graphic>
-                </wp:inline>
-              </w:drawing>
+              <w:rPr>
+                <w:color w:val="A0A0A0"/>
+                <w:sz w:val="15"/>
+              </w:rPr>
+              <w:t>____________________</w:t>
             </w:r>
           </w:p>
         </w:tc>
@@ -1097,7 +1097,7 @@
                 <w:b/>
                 <w:sz w:val="17"/>
               </w:rPr>
-              <w:t>JADER ANDRES CHIMUNJA JIMÉNEZ</w:t>
+              <w:t>Daniel Andres Quintero Sandoval</w:t>
             </w:r>
           </w:p>
         </w:tc>
@@ -1120,7 +1120,7 @@
               <w:rPr>
                 <w:sz w:val="17"/>
               </w:rPr>
-              <w:t>ELE120241062</w:t>
+              <w:t>1130657578</w:t>
             </w:r>
           </w:p>
         </w:tc>
@@ -1143,7 +1143,7 @@
               <w:rPr>
                 <w:sz w:val="17"/>
               </w:rPr>
-              <w:t>3183956559</w:t>
+              <w:t>3124805685</w:t>
             </w:r>
           </w:p>
         </w:tc>
@@ -1240,7 +1240,7 @@
                 <w:b/>
                 <w:sz w:val="17"/>
               </w:rPr>
-              <w:t>Alex Ricardo Perdomo Restrepo</w:t>
+              <w:t>JADER ANDRES CHIMUNJA JIMÉNEZ</w:t>
             </w:r>
           </w:p>
         </w:tc>
@@ -1263,7 +1263,7 @@
               <w:rPr>
                 <w:sz w:val="17"/>
               </w:rPr>
-              <w:t>1234640185</w:t>
+              <w:t>ELE120241062</w:t>
             </w:r>
           </w:p>
         </w:tc>
@@ -1286,7 +1286,7 @@
               <w:rPr>
                 <w:sz w:val="17"/>
               </w:rPr>
-              <w:t>3153427115</w:t>
+              <w:t>3183956559</w:t>
             </w:r>
           </w:p>
         </w:tc>
@@ -1306,11 +1306,38 @@
               <w:jc w:val="center"/>
             </w:pPr>
             <w:r>
-              <w:rPr>
-                <w:color w:val="A0A0A0"/>
-                <w:sz w:val="15"/>
-              </w:rPr>
-              <w:t>____________________</w:t>
+              <w:drawing>
+                <wp:inline xmlns:a="http://schemas.openxmlformats.org/drawingml/2006/main" xmlns:pic="http://schemas.openxmlformats.org/drawingml/2006/picture">
+                  <wp:extent cx="731520" cy="292608"/>
+                  <wp:docPr id="6" name="Picture 6"/>
+                  <wp:cNvGraphicFramePr>
+                    <a:graphicFrameLocks noChangeAspect="1"/>
+                  </wp:cNvGraphicFramePr>
+                  <a:graphic>
+                    <a:graphicData uri="http://schemas.openxmlformats.org/drawingml/2006/picture">
+                      <pic:pic>
+                        <pic:nvPicPr>
+                          <pic:cNvPr id="0" name="image.png"/>
+                          <pic:cNvPicPr/>
+                        </pic:nvPicPr>
+                        <pic:blipFill>
+                          <a:blip r:embed="rId14"/>
+                          <a:stretch>
+                            <a:fillRect/>
+                          </a:stretch>
+                        </pic:blipFill>
+                        <pic:spPr>
+                          <a:xfrm>
+                            <a:off x="0" y="0"/>
+                            <a:ext cx="731520" cy="292608"/>
+                          </a:xfrm>
+                          <a:prstGeom prst="rect"/>
+                        </pic:spPr>
+                      </pic:pic>
+                    </a:graphicData>
+                  </a:graphic>
+                </wp:inline>
+              </w:drawing>
             </w:r>
           </w:p>
         </w:tc>
@@ -1356,7 +1383,7 @@
                 <w:b/>
                 <w:sz w:val="17"/>
               </w:rPr>
-              <w:t>John jairo Sánchez garcia</w:t>
+              <w:t>Alex Ricardo Perdomo Restrepo</w:t>
             </w:r>
           </w:p>
         </w:tc>
@@ -1379,7 +1406,7 @@
               <w:rPr>
                 <w:sz w:val="17"/>
               </w:rPr>
-              <w:t>79843323</w:t>
+              <w:t>1234640185</w:t>
             </w:r>
           </w:p>
         </w:tc>
@@ -1402,7 +1429,7 @@
               <w:rPr>
                 <w:sz w:val="17"/>
               </w:rPr>
-              <w:t>3108505201</w:t>
+              <w:t>3153427115</w:t>
             </w:r>
           </w:p>
         </w:tc>
@@ -1424,8 +1451,8 @@
             <w:r>
               <w:drawing>
                 <wp:inline xmlns:a="http://schemas.openxmlformats.org/drawingml/2006/main" xmlns:pic="http://schemas.openxmlformats.org/drawingml/2006/picture">
-                  <wp:extent cx="1370333" cy="292608"/>
-                  <wp:docPr id="6" name="Picture 6"/>
+                  <wp:extent cx="731520" cy="292608"/>
+                  <wp:docPr id="7" name="Picture 7"/>
                   <wp:cNvGraphicFramePr>
                     <a:graphicFrameLocks noChangeAspect="1"/>
                   </wp:cNvGraphicFramePr>
@@ -1437,7 +1464,7 @@
                           <pic:cNvPicPr/>
                         </pic:nvPicPr>
                         <pic:blipFill>
-                          <a:blip r:embed="rId14"/>
+                          <a:blip r:embed="rId15"/>
                           <a:stretch>
                             <a:fillRect/>
                           </a:stretch>
@@ -1445,7 +1472,7 @@
                         <pic:spPr>
                           <a:xfrm>
                             <a:off x="0" y="0"/>
-                            <a:ext cx="1370333" cy="292608"/>
+                            <a:ext cx="731520" cy="292608"/>
                           </a:xfrm>
                           <a:prstGeom prst="rect"/>
                         </pic:spPr>
@@ -1499,7 +1526,7 @@
                 <w:b/>
                 <w:sz w:val="17"/>
               </w:rPr>
-              <w:t>Yessica Andrea Triana Jaime</w:t>
+              <w:t>John jairo Sánchez garcia</w:t>
             </w:r>
           </w:p>
         </w:tc>
@@ -1522,7 +1549,7 @@
               <w:rPr>
                 <w:sz w:val="17"/>
               </w:rPr>
-              <w:t>1083903194</w:t>
+              <w:t>79843323</w:t>
             </w:r>
           </w:p>
         </w:tc>
@@ -1545,7 +1572,7 @@
               <w:rPr>
                 <w:sz w:val="17"/>
               </w:rPr>
-              <w:t>3138468363</w:t>
+              <w:t>3108505201</w:t>
             </w:r>
           </w:p>
         </w:tc>
@@ -1567,8 +1594,8 @@
             <w:r>
               <w:drawing>
                 <wp:inline xmlns:a="http://schemas.openxmlformats.org/drawingml/2006/main" xmlns:pic="http://schemas.openxmlformats.org/drawingml/2006/picture">
-                  <wp:extent cx="731520" cy="292608"/>
-                  <wp:docPr id="7" name="Picture 7"/>
+                  <wp:extent cx="1370333" cy="292608"/>
+                  <wp:docPr id="8" name="Picture 8"/>
                   <wp:cNvGraphicFramePr>
                     <a:graphicFrameLocks noChangeAspect="1"/>
                   </wp:cNvGraphicFramePr>
@@ -1580,7 +1607,7 @@
                           <pic:cNvPicPr/>
                         </pic:nvPicPr>
                         <pic:blipFill>
-                          <a:blip r:embed="rId15"/>
+                          <a:blip r:embed="rId16"/>
                           <a:stretch>
                             <a:fillRect/>
                           </a:stretch>
@@ -1588,7 +1615,7 @@
                         <pic:spPr>
                           <a:xfrm>
                             <a:off x="0" y="0"/>
-                            <a:ext cx="731520" cy="292608"/>
+                            <a:ext cx="1370333" cy="292608"/>
                           </a:xfrm>
                           <a:prstGeom prst="rect"/>
                         </pic:spPr>
@@ -1642,7 +1669,7 @@
                 <w:b/>
                 <w:sz w:val="17"/>
               </w:rPr>
-              <w:t>Yonier Castillo Mamian</w:t>
+              <w:t>Yessica Andrea Triana Jaime</w:t>
             </w:r>
           </w:p>
         </w:tc>
@@ -1665,7 +1692,7 @@
               <w:rPr>
                 <w:sz w:val="17"/>
               </w:rPr>
-              <w:t>1007393163</w:t>
+              <w:t>1083903194</w:t>
             </w:r>
           </w:p>
         </w:tc>
@@ -1688,7 +1715,7 @@
               <w:rPr>
                 <w:sz w:val="17"/>
               </w:rPr>
-              <w:t>3146332975</w:t>
+              <w:t>3138468363</w:t>
             </w:r>
           </w:p>
         </w:tc>
@@ -1711,7 +1738,7 @@
               <w:drawing>
                 <wp:inline xmlns:a="http://schemas.openxmlformats.org/drawingml/2006/main" xmlns:pic="http://schemas.openxmlformats.org/drawingml/2006/picture">
                   <wp:extent cx="731520" cy="292608"/>
-                  <wp:docPr id="8" name="Picture 8"/>
+                  <wp:docPr id="9" name="Picture 9"/>
                   <wp:cNvGraphicFramePr>
                     <a:graphicFrameLocks noChangeAspect="1"/>
                   </wp:cNvGraphicFramePr>
@@ -1723,7 +1750,7 @@
                           <pic:cNvPicPr/>
                         </pic:nvPicPr>
                         <pic:blipFill>
-                          <a:blip r:embed="rId16"/>
+                          <a:blip r:embed="rId17"/>
                           <a:stretch>
                             <a:fillRect/>
                           </a:stretch>
@@ -1785,7 +1812,7 @@
                 <w:b/>
                 <w:sz w:val="17"/>
               </w:rPr>
-              <w:t>Yamid René Potosí</w:t>
+              <w:t>Yonier Castillo Mamian</w:t>
             </w:r>
           </w:p>
         </w:tc>
@@ -1808,7 +1835,7 @@
               <w:rPr>
                 <w:sz w:val="17"/>
               </w:rPr>
-              <w:t>1063808522</w:t>
+              <w:t>1007393163</w:t>
             </w:r>
           </w:p>
         </w:tc>
@@ -1831,7 +1858,7 @@
               <w:rPr>
                 <w:sz w:val="17"/>
               </w:rPr>
-              <w:t>3042230424</w:t>
+              <w:t>3146332975</w:t>
             </w:r>
           </w:p>
         </w:tc>
@@ -1854,7 +1881,7 @@
               <w:drawing>
                 <wp:inline xmlns:a="http://schemas.openxmlformats.org/drawingml/2006/main" xmlns:pic="http://schemas.openxmlformats.org/drawingml/2006/picture">
                   <wp:extent cx="731520" cy="292608"/>
-                  <wp:docPr id="9" name="Picture 9"/>
+                  <wp:docPr id="10" name="Picture 10"/>
                   <wp:cNvGraphicFramePr>
                     <a:graphicFrameLocks noChangeAspect="1"/>
                   </wp:cNvGraphicFramePr>
@@ -1866,7 +1893,150 @@
                           <pic:cNvPicPr/>
                         </pic:nvPicPr>
                         <pic:blipFill>
-                          <a:blip r:embed="rId17"/>
+                          <a:blip r:embed="rId18"/>
+                          <a:stretch>
+                            <a:fillRect/>
+                          </a:stretch>
+                        </pic:blipFill>
+                        <pic:spPr>
+                          <a:xfrm>
+                            <a:off x="0" y="0"/>
+                            <a:ext cx="731520" cy="292608"/>
+                          </a:xfrm>
+                          <a:prstGeom prst="rect"/>
+                        </pic:spPr>
+                      </pic:pic>
+                    </a:graphicData>
+                  </a:graphic>
+                </wp:inline>
+              </w:drawing>
+            </w:r>
+          </w:p>
+        </w:tc>
+      </w:tr>
+      <w:tr>
+        <w:tc>
+          <w:tcPr>
+            <w:tcW w:type="dxa" w:w="576"/>
+            <w:tcMar>
+              <w:top w:w="100" w:type="dxa"/>
+              <w:bottom w:w="100" w:type="dxa"/>
+              <w:left w:w="80" w:type="dxa"/>
+              <w:right w:w="80" w:type="dxa"/>
+            </w:tcMar>
+            <w:shd w:fill="FFFFFF"/>
+          </w:tcPr>
+          <w:p>
+            <w:pPr>
+              <w:jc w:val="center"/>
+            </w:pPr>
+            <w:r>
+              <w:rPr>
+                <w:sz w:val="17"/>
+              </w:rPr>
+              <w:t>13</w:t>
+            </w:r>
+          </w:p>
+        </w:tc>
+        <w:tc>
+          <w:tcPr>
+            <w:tcW w:type="dxa" w:w="3312"/>
+            <w:tcMar>
+              <w:top w:w="100" w:type="dxa"/>
+              <w:bottom w:w="100" w:type="dxa"/>
+              <w:left w:w="80" w:type="dxa"/>
+              <w:right w:w="80" w:type="dxa"/>
+            </w:tcMar>
+            <w:shd w:fill="FFFFFF"/>
+          </w:tcPr>
+          <w:p>
+            <w:r>
+              <w:rPr>
+                <w:b/>
+                <w:sz w:val="17"/>
+              </w:rPr>
+              <w:t>Yamid René Potosí</w:t>
+            </w:r>
+          </w:p>
+        </w:tc>
+        <w:tc>
+          <w:tcPr>
+            <w:tcW w:type="dxa" w:w="1728"/>
+            <w:tcMar>
+              <w:top w:w="100" w:type="dxa"/>
+              <w:bottom w:w="100" w:type="dxa"/>
+              <w:left w:w="80" w:type="dxa"/>
+              <w:right w:w="80" w:type="dxa"/>
+            </w:tcMar>
+            <w:shd w:fill="FFFFFF"/>
+          </w:tcPr>
+          <w:p>
+            <w:pPr>
+              <w:jc w:val="center"/>
+            </w:pPr>
+            <w:r>
+              <w:rPr>
+                <w:sz w:val="17"/>
+              </w:rPr>
+              <w:t>1063808522</w:t>
+            </w:r>
+          </w:p>
+        </w:tc>
+        <w:tc>
+          <w:tcPr>
+            <w:tcW w:type="dxa" w:w="1584"/>
+            <w:tcMar>
+              <w:top w:w="100" w:type="dxa"/>
+              <w:bottom w:w="100" w:type="dxa"/>
+              <w:left w:w="80" w:type="dxa"/>
+              <w:right w:w="80" w:type="dxa"/>
+            </w:tcMar>
+            <w:shd w:fill="FFFFFF"/>
+          </w:tcPr>
+          <w:p>
+            <w:pPr>
+              <w:jc w:val="center"/>
+            </w:pPr>
+            <w:r>
+              <w:rPr>
+                <w:sz w:val="17"/>
+              </w:rPr>
+              <w:t>3042230424</w:t>
+            </w:r>
+          </w:p>
+        </w:tc>
+        <w:tc>
+          <w:tcPr>
+            <w:tcW w:type="dxa" w:w="2592"/>
+            <w:tcMar>
+              <w:top w:w="100" w:type="dxa"/>
+              <w:bottom w:w="100" w:type="dxa"/>
+              <w:left w:w="80" w:type="dxa"/>
+              <w:right w:w="80" w:type="dxa"/>
+            </w:tcMar>
+            <w:shd w:fill="FFFFFF"/>
+          </w:tcPr>
+          <w:p>
+            <w:pPr>
+              <w:jc w:val="center"/>
+            </w:pPr>
+            <w:r>
+              <w:drawing>
+                <wp:inline xmlns:a="http://schemas.openxmlformats.org/drawingml/2006/main" xmlns:pic="http://schemas.openxmlformats.org/drawingml/2006/picture">
+                  <wp:extent cx="731520" cy="292608"/>
+                  <wp:docPr id="11" name="Picture 11"/>
+                  <wp:cNvGraphicFramePr>
+                    <a:graphicFrameLocks noChangeAspect="1"/>
+                  </wp:cNvGraphicFramePr>
+                  <a:graphic>
+                    <a:graphicData uri="http://schemas.openxmlformats.org/drawingml/2006/picture">
+                      <pic:pic>
+                        <pic:nvPicPr>
+                          <pic:cNvPr id="0" name="image.png"/>
+                          <pic:cNvPicPr/>
+                        </pic:nvPicPr>
+                        <pic:blipFill>
+                          <a:blip r:embed="rId19"/>
                           <a:stretch>
                             <a:fillRect/>
                           </a:stretch>

--- a/cartas_solicitud/Carta_Solicitud_ELE0300745_GENERACION_TERMICA.docx
+++ b/cartas_solicitud/Carta_Solicitud_ELE0300745_GENERACION_TERMICA.docx
@@ -2069,9 +2069,20 @@
         <w:t>Atentamente,</w:t>
         <w:br/>
         <w:br/>
+      </w:r>
+      <w:r>
         <w:t>ESTUDIANTES SOLICITANTES DE INGENIERÍA ELÉCTRICA</w:t>
         <w:br/>
         <w:t>Fundación Escuela Tecnológica de Neiva "Jesús Oviedo Pérez" - FET</w:t>
+        <w:br/>
+      </w:r>
+      <w:r>
+        <w:rPr>
+          <w:i/>
+          <w:color w:val="8C8C8C"/>
+          <w:sz w:val="17"/>
+        </w:rPr>
+        <w:t>(Respaldo de Representación Estudiantil al alcanzar 15 firmas • Actual: 11/15 firmas)</w:t>
       </w:r>
     </w:p>
     <w:sectPr>

--- a/cartas_solicitud/Carta_Solicitud_ELE0300745_GENERACION_TERMICA.docx
+++ b/cartas_solicitud/Carta_Solicitud_ELE0300745_GENERACION_TERMICA.docx
@@ -11,7 +11,7 @@
           <w:color w:val="646464"/>
           <w:sz w:val="20"/>
         </w:rPr>
-        <w:t>Neiva, Huila, 25 de octubre de 2026</w:t>
+        <w:t>Neiva, Huila, 26 de octubre de 2026</w:t>
         <w:br/>
       </w:r>
     </w:p>
